--- a/javoblar/040.docx
+++ b/javoblar/040.docx
@@ -105,7 +105,7 @@
         <w:spacing w:after="40"/>
       </w:pPr>
       <w:r>
-        <w:t xml:space="preserve">emlash hisobotlari va qamrov ma'lumotlari;</w:t>
+        <w:t xml:space="preserve">emlash hisobotlari va emlash qamrovi ma'lumotlari;</w:t>
       </w:r>
     </w:p>
     <w:p>
@@ -118,7 +118,7 @@
         <w:spacing w:after="40"/>
       </w:pPr>
       <w:r>
-        <w:t xml:space="preserve">aholining demografik ma'lumotlari (son, yosh, jins tarkibi).</w:t>
+        <w:t xml:space="preserve">aholining demografik ma'lumotlari — soni, yosh va jins tarkibi hamda migratsiya ko'rsatkichlari.</w:t>
       </w:r>
     </w:p>
     <w:p>

--- a/javoblar/040.docx
+++ b/javoblar/040.docx
@@ -8,7 +8,7 @@
         <w:spacing w:after="200"/>
       </w:pPr>
       <w:r>
-        <w:t xml:space="preserve">40. Retrospektiv epidemiologik tahlil va ularni o'tkazish bosqichlari</w:t>
+        <w:t xml:space="preserve">40. Uzluksiz sovuqlik zanjiri. Vaksinalarni saqlash va transportirovkasiga qo'yiladigan talablar</w:t>
       </w:r>
     </w:p>
     <w:p>
@@ -17,7 +17,7 @@
         <w:jc w:val="both"/>
       </w:pPr>
       <w:r>
-        <w:t xml:space="preserve">Retrospektiv epidemiologik tahlil — o'tgan davr (odatda bir necha yil) mobaynidagi kasallanish ma'lumotlarini chuqur o'rganishga qaratilgan epidemiologik usuldir. Uning asosiy maqsadi — kasallanishning qonuniyatlarini, barqaror sabablarini va xavf omillarini aniqlab, uzoq muddatli profilaktik dasturlar uchun ilmiy asos yaratishdir. Retrospektiv tahlil operativ (joriy) tahlildan farqli ravishda tezkor emas, balki tizimli, rejali tadqiqot xususiyatiga ega bo'lib, u epidemiologik tashxis qo'yish va rejalashtirishning poydevori hisoblanadi [1][2].</w:t>
+        <w:t xml:space="preserve">Uzluksiz sovuqlik zanjiri — vaksinalarni ishlab chiqaruvchidan to iste'molchiga (emlanuvchiga) qadar barcha bosqichlarda Jahon sog'liqni saqlash tashkiloti (JSST) tomonidan tavsiya etilgan harorat oralig'ida saqlash va tashishni ta'minlovchi uzviy tizimdir [1]. Vaksinalar biologik faol preparatlar bo'lib, ularning immunogenligi harorat rejimiga bevosita bog'liq; rejim buzilsa, vaksina samaradorligini qaytarib bo'lmas darajada yo'qotadi va uni hech qanday usul bilan tiklab bo'lmaydi. Shu bois sovuqlik zanjirining uzluksizligi immunprofilaktikaning yakuniy samarasini belgilovchi asosiy shartlardan biridir [1].</w:t>
       </w:r>
     </w:p>
     <w:p>
@@ -26,7 +26,7 @@
         <w:spacing w:after="80" w:before="160"/>
       </w:pPr>
       <w:r>
-        <w:t xml:space="preserve">Retrospektiv tahlilning maqsadi</w:t>
+        <w:t xml:space="preserve">Sovuqlik zanjirining tarkibi</w:t>
       </w:r>
     </w:p>
     <w:p>
@@ -35,25 +35,7 @@
         <w:jc w:val="both"/>
       </w:pPr>
       <w:r>
-        <w:t xml:space="preserve">Retrospektiv tahlil kasallanishning ko'p yillik dinamikasini, mavsumiyligini, hududiy va demografik taqsimotini hamda uni belgilovchi omillarni aniqlaydi. Natijada kasallikning rivojlanish qonuniyatlari ochiladi, muammoli hududlar va xavf guruhlari belgilanadi, kelgusi davr uchun bashorat (prognoz) tuziladi va profilaktik tadbirlar rejalashtiriladi. Shuningdek, retrospektiv tahlil o'tkazilgan tadbirlar (emlash, sanitariya choralari) samaradorligini uzoq muddatda baholash imkonini beradi. Shu bois u strategik qarorlar qabul qilishning asosiy vositasidir [1]. Retrospektiv tahlil odatda yil yakunida yoki ma'lum davr tugagach, rejali ravishda o'tkaziladi va u shoshilinch chora emas, balki chuqur, tizimli tadqiqot xususiyatiga ega.</w:t>
-      </w:r>
-    </w:p>
-    <w:p>
-      <w:pPr>
-        <w:pStyle w:val="Heading2"/>
-        <w:spacing w:after="80" w:before="160"/>
-      </w:pPr>
-      <w:r>
-        <w:t xml:space="preserve">Tahlil uchun ma'lumot manbalari</w:t>
-      </w:r>
-    </w:p>
-    <w:p>
-      <w:pPr>
-        <w:spacing w:after="120"/>
-        <w:jc w:val="both"/>
-      </w:pPr>
-      <w:r>
-        <w:t xml:space="preserve">Retrospektiv tahlil ishonchli va to'liq ma'lumotlarga tayanadi. Asosiy manbalar quyidagilar:</w:t>
+        <w:t xml:space="preserve">Uzluksiz sovuqlik zanjiri uch o'zaro bog'liq tarkibiy qismdan iborat [1]:</w:t>
       </w:r>
     </w:p>
     <w:p>
@@ -61,12 +43,12 @@
         <w:pStyle w:val="ListParagraph"/>
         <w:numPr>
           <w:ilvl w:val="0"/>
-          <w:numId w:val="2"/>
+          <w:numId w:val="101"/>
         </w:numPr>
         <w:spacing w:after="40"/>
       </w:pPr>
       <w:r>
-        <w:t xml:space="preserve">yuqumli kasalliklar to'g'risidagi shoshilinch xabarnomalar va ro'yxatga olish jurnallari;</w:t>
+        <w:t xml:space="preserve">jihozlar — sovutuvchi kameralar, muzlatgichlar, termokonteynerlar, muz akkumulyatorlari;</w:t>
       </w:r>
     </w:p>
     <w:p>
@@ -74,12 +56,12 @@
         <w:pStyle w:val="ListParagraph"/>
         <w:numPr>
           <w:ilvl w:val="0"/>
-          <w:numId w:val="2"/>
+          <w:numId w:val="101"/>
         </w:numPr>
         <w:spacing w:after="40"/>
       </w:pPr>
       <w:r>
-        <w:t xml:space="preserve">statistik hisobotlar va yillik ma'lumotlar;</w:t>
+        <w:t xml:space="preserve">tashish vositalari — muzlatgichli avtomobillar, sovutuvchi qutilar (cold box) va vaksina tashish sumkalari;</w:t>
       </w:r>
     </w:p>
     <w:p>
@@ -87,12 +69,39 @@
         <w:pStyle w:val="ListParagraph"/>
         <w:numPr>
           <w:ilvl w:val="0"/>
-          <w:numId w:val="2"/>
+          <w:numId w:val="101"/>
         </w:numPr>
         <w:spacing w:after="40"/>
       </w:pPr>
       <w:r>
-        <w:t xml:space="preserve">laboratoriya tekshiruvlari natijalari;</w:t>
+        <w:t xml:space="preserve">malakali xodimlar va nazorat tartiblari — haroratni muntazam kuzatish, qayd etish va boshqarish.</w:t>
+      </w:r>
+    </w:p>
+    <w:p>
+      <w:pPr>
+        <w:spacing w:after="120"/>
+        <w:jc w:val="both"/>
+      </w:pPr>
+      <w:r>
+        <w:t xml:space="preserve">Zanjir milliy darajadan tuman va qishloq darajasigacha bo'lgan har bir bo'g'inni qamrab oladi; biror bo'g'inda harorat buzilsa, butun zanjir buzilgan hisoblanadi. Shuning uchun u "uzluksiz" deb ataladi [1]. Zanjirning har bir bo'g'inida saqlash quvvati, zaxira jihozlar va malakali xodimlar bo'lishi talab etiladi; quyi bo'g'inlarda (qishloq vrachlik punktlari) ham harorat rejimi milliy ombordagi kabi qat'iy saqlanishi lozim. Bu tizimli yondashuv JSSTning Kengaytirilgan immunizatsiya dasturi (EPI) tamoyillariga mos keladi va emlashning yakuniy sifatini kafolatlaydi [1].</w:t>
+      </w:r>
+    </w:p>
+    <w:p>
+      <w:pPr>
+        <w:pStyle w:val="Heading2"/>
+        <w:spacing w:after="80" w:before="160"/>
+      </w:pPr>
+      <w:r>
+        <w:t xml:space="preserve">Saqlash harorati va tartibi</w:t>
+      </w:r>
+    </w:p>
+    <w:p>
+      <w:pPr>
+        <w:spacing w:after="120"/>
+        <w:jc w:val="both"/>
+      </w:pPr>
+      <w:r>
+        <w:t xml:space="preserve">Ko'pchilik vaksinalar uchun standart saqlash harorati +2°C dan +8°C gacha bo'lgan oraliqdir; ayrim zamonaviy vaksinalar (ba'zi mRNK vaksinalar) o'ta past — -60°C dan -80°C gacha haroratni talab qiladi va eritilgach cheklangan muddat ichida ishlatilishi kerak [1]. Vaksinalarni saqlashda quyidagi tamoyillarga rioya qilinadi:</w:t>
       </w:r>
     </w:p>
     <w:p>
@@ -100,12 +109,12 @@
         <w:pStyle w:val="ListParagraph"/>
         <w:numPr>
           <w:ilvl w:val="0"/>
-          <w:numId w:val="2"/>
+          <w:numId w:val="102"/>
         </w:numPr>
         <w:spacing w:after="40"/>
       </w:pPr>
       <w:r>
-        <w:t xml:space="preserve">emlash hisobotlari va emlash qamrovi ma'lumotlari;</w:t>
+        <w:t xml:space="preserve">harorat belgilangan oraliqda uzluksiz ushlab turilishi;</w:t>
       </w:r>
     </w:p>
     <w:p>
@@ -113,12 +122,51 @@
         <w:pStyle w:val="ListParagraph"/>
         <w:numPr>
           <w:ilvl w:val="0"/>
-          <w:numId w:val="2"/>
+          <w:numId w:val="102"/>
         </w:numPr>
         <w:spacing w:after="40"/>
       </w:pPr>
       <w:r>
-        <w:t xml:space="preserve">aholining demografik ma'lumotlari — soni, yosh va jins tarkibi hamda migratsiya ko'rsatkichlari.</w:t>
+        <w:t xml:space="preserve">adsorbsiyalangan vaksinalarni (AKDS, gepatit B, pentavalent) muzlatish qat'iyan taqiqlanishi;</w:t>
+      </w:r>
+    </w:p>
+    <w:p>
+      <w:pPr>
+        <w:pStyle w:val="ListParagraph"/>
+        <w:numPr>
+          <w:ilvl w:val="0"/>
+          <w:numId w:val="102"/>
+        </w:numPr>
+        <w:spacing w:after="40"/>
+      </w:pPr>
+      <w:r>
+        <w:t xml:space="preserve">yaroqlilik muddati avval tugaydigan vaksinani oldin ishlatish (FEFO tamoyili);</w:t>
+      </w:r>
+    </w:p>
+    <w:p>
+      <w:pPr>
+        <w:pStyle w:val="ListParagraph"/>
+        <w:numPr>
+          <w:ilvl w:val="0"/>
+          <w:numId w:val="102"/>
+        </w:numPr>
+        <w:spacing w:after="40"/>
+      </w:pPr>
+      <w:r>
+        <w:t xml:space="preserve">vaksinalarni muzlatgich devorlariga tegizmay, havo aylanishini ta'minlab joylashtirish;</w:t>
+      </w:r>
+    </w:p>
+    <w:p>
+      <w:pPr>
+        <w:pStyle w:val="ListParagraph"/>
+        <w:numPr>
+          <w:ilvl w:val="0"/>
+          <w:numId w:val="102"/>
+        </w:numPr>
+        <w:spacing w:after="40"/>
+      </w:pPr>
+      <w:r>
+        <w:t xml:space="preserve">muzlatgich eshigidagi javonlarda vaksina saqlamaslik, chunki u yerda harorat beqaror bo'ladi.</w:t>
       </w:r>
     </w:p>
     <w:p>
@@ -127,7 +175,7 @@
         <w:jc w:val="both"/>
       </w:pPr>
       <w:r>
-        <w:t xml:space="preserve">Ma'lumotlarning to'liqligi, aniqligi va qiyoslanuvchanligi tahlil sifatini belgilaydi; shu bois dastlab ma'lumotlar yig'iladi va ularning ishonchliligi baholanadi [1]. Ma'lumotlardagi xatolar yoki to'liqsizlik tahlil xulosalarini buzishi mumkin, shuning uchun ma'lumot sifatini nazorat qilish tahlilning muhim boshlang'ich bosqichidir.</w:t>
+        <w:t xml:space="preserve">Muzlash ko'plab vaksinalar uchun yuqori haroratdan ko'ra xavfliroq, chunki muzlagan vaksina tashqi ko'rinishidan yaroqli ko'rinsa-da, samaradorligini butunlay yo'qotgan bo'ladi [1]. Muzlash gumoni bo'lgan adsorbsiyalangan vaksinalarni tekshirish uchun maxsus "chayqatish sinovi" (shake test) qo'llaniladi: muzlab, so'ng erigan vaksina cho'kma hosil qiladi va yaroqsiz hisoblanadi. Shu bois muzlatgichda vaksinalar muz hosil bo'ladigan qismlardan uzoqda, o'rta javonlarda saqlanadi va harorat doimiy kuzatiladi.</w:t>
       </w:r>
     </w:p>
     <w:p>
@@ -136,7 +184,7 @@
         <w:spacing w:after="80" w:before="160"/>
       </w:pPr>
       <w:r>
-        <w:t xml:space="preserve">Tahlilning asosiy bosqichlari</w:t>
+        <w:t xml:space="preserve">Transportirovka talablari</w:t>
       </w:r>
     </w:p>
     <w:p>
@@ -145,7 +193,70 @@
         <w:jc w:val="both"/>
       </w:pPr>
       <w:r>
-        <w:t xml:space="preserve">Retrospektiv epidemiologik tahlil ketma-ket bosqichlardan iborat [1][2]:</w:t>
+        <w:t xml:space="preserve">Vaksinalarni tashishda ham sovuqlik zanjiri saqlanadi. Tashish masofasiga qarab turli jihozlar qo'llaniladi: katta hajm uchun muzlatgichli avtomobillar, o'rta masofa uchun termokonteyner va sovutuvchi qutilar, emlash nuqtasigacha olib borish uchun esa vaksina sumkalari ishlatiladi. Tashishda muz akkumulyatorlari oldindan to'g'ri konditsiyalanadi — ya'ni muzlatgichdan chiqarilib, sirtida suv tomchilari (kondensat) paydo bo'lguncha ushlab turiladi, shunda muzlashga sezgir vaksina haddan ortiq sovib muzlab qolmaydi. JSST muzlashning oldini oluvchi maxsus sovutuvchi qutilar va sumkalarni tavsiya etadi; tashish vaqti imkon qadar qisqartiriladi [1]. Transport davomida harorat indikatorlari bilan birga olib boriladi va yetkazib berishda harorat rejimi buzilmaganligi tekshiriladi. Emlash seansi davomida ochilgan flakon sovutuvchi element ustida saqlanadi va belgilangan vaqtdan oshib ketganlar ishlatilmaydi. Bu talablar vaksinaning biologik faolligini — ya'ni organizmda immun javob uyg'otish qobiliyatini saqlashga qaratilgan.</w:t>
+      </w:r>
+    </w:p>
+    <w:p>
+      <w:pPr>
+        <w:pStyle w:val="Heading2"/>
+        <w:spacing w:after="80" w:before="160"/>
+      </w:pPr>
+      <w:r>
+        <w:t xml:space="preserve">Harorat nazorati</w:t>
+      </w:r>
+    </w:p>
+    <w:p>
+      <w:pPr>
+        <w:spacing w:after="120"/>
+        <w:jc w:val="both"/>
+      </w:pPr>
+      <w:r>
+        <w:t xml:space="preserve">Sovuqlik zanjirining ishonchliligi doimiy harorat nazoratiga asoslanadi. Buning uchun termometrlar, haroratni qayd etuvchi jurnallar, elektron data-loggerlar va vaksina flakoni monitoringi (VVM — vaccine vial monitor) ishlatiladi. VVM — flakonga joylashtirilgan indikator bo'lib, u vaksina qancha vaqt issiqlikka ta'sirlanganini ko'rsatadi. Muzlatgichlarda harorat kuniga kamida ikki marta o'lchanib, maxsus jurnalda qayd etiladi; elektr uzilishiga qarshi zaxira manbalar va muz akkumulyatorlari tayyor turadi. Harorat buzilishi aniqlansa, tegishli vaksinalar darhol alohida ajratiladi, ularning yaroqliligi ishlab chiqaruvchi ko'rsatmalari asosida baholanadi va yaroqsiz deb topilganlar belgilangan tartibda yo'q qilinadi [1]. Nazorat natijalari muntazam hujjatlashtiriladi; bu sovuqlik zanjiridagi zaif nuqtalarni aniqlash va ularni bartaraf etish imkonini beradi. Vaksinalar, shuningdek, yorug'likka sezgir bo'lishi mumkin, shu bois ular to'g'ridan-to'g'ri quyosh nuridan ham himoya qilinadi.</w:t>
+      </w:r>
+    </w:p>
+    <w:p>
+      <w:pPr>
+        <w:pStyle w:val="Heading2"/>
+        <w:spacing w:after="80" w:before="160"/>
+      </w:pPr>
+      <w:r>
+        <w:t xml:space="preserve">Ahamiyati</w:t>
+      </w:r>
+    </w:p>
+    <w:p>
+      <w:pPr>
+        <w:spacing w:after="120"/>
+        <w:jc w:val="both"/>
+      </w:pPr>
+      <w:r>
+        <w:t xml:space="preserve">Uzluksiz sovuqlik zanjirining buzilishi nafaqat vaksinaning iqtisodiy yo'qotilishi, balki jiddiy epidemiologik xavf hamdir: harorat rejimi buzilgan vaksina bilan emlangan shaxs himoyalanmagan bo'lib qoladi, biroq rasman emlangan deb hisoblanadi. Bu aholining haqiqiy immun qatlamini pasaytiradi va boshqariladigan kasalliklarning kutilmagan avj olishiga sabab bo'lishi mumkin, chunki rasman qamrov yetarli ko'rinsa-da, amalda himoya shakllanmagan bo'ladi. Shu bois sovuqlik zanjirini ta'minlash immunprofilaktika dasturining ishonchliligi va aholi ishonchining asosidir. Buning uchun xodimlar o'qitiladi, jihozlar texnik ko'rikdan o'tkaziladi va zaxira quvvatlar ta'minlanadi [1]. Vaksinalarni haddan tashqari ko'p zaxiralab qo'ymaslik ham tavsiya etiladi, chunki bu saqlash xavfini, sovuqlik zanjiriga yukni va yaroqlilik muddati o'tib ketish ehtimolini oshiradi; aylanma tamoyili asosida boshqarilgan optimal zaxira esa isrofgarchilikni kamaytiradi. Shunday qilib, sovuqlik zanjirini boshqarish texnik, tashkiliy va kadrlar jihatlarini birlashtirgan murakkab vazifadir.</w:t>
+      </w:r>
+    </w:p>
+    <w:p>
+      <w:pPr>
+        <w:pStyle w:val="Heading2"/>
+        <w:spacing w:after="80" w:before="160"/>
+      </w:pPr>
+      <w:r>
+        <w:t xml:space="preserve">Xulosa</w:t>
+      </w:r>
+    </w:p>
+    <w:p>
+      <w:pPr>
+        <w:spacing w:after="120"/>
+        <w:jc w:val="both"/>
+      </w:pPr>
+      <w:r>
+        <w:t xml:space="preserve">Uzluksiz sovuqlik zanjiri vaksinalarni ishlab chiqarishdan emlashgacha bo'lgan barcha bosqichlarda nazorat qilinadigan harorat (aksariyat vaksinalar uchun +2°C dan +8°C gacha) sharoitida saqlash va tashishni ta'minlaydi. U jihozlar, tashish vositalari va malakali xodimlardan iborat bo'lib, milliy darajadan emlash nuqtasigacha har bir bo'g'inni qamrab oladi; uzluksizligi — uning mohiyati. Muzlash ko'pchilik vaksinalar uchun xavfli, harorat esa doimiy nazorat ostida bo'ladi. Zanjirning buzilishi vaksinani yaroqsiz qiladi va epidemiologik xavf tug'diradi; shu bois uning uzluksizligini ta'minlash immunprofilaktikaning hal qiluvchi shartidir. Vrach-epidemiolog uchun sovuqlik zanjiri talablarini bilish va nazorat qilish emlash ishining sifatini kafolatlashning muhim qismi bo'lib, bu malaka emlash dasturining ishonchliligini bevosita belgilaydi.</w:t>
+      </w:r>
+    </w:p>
+    <w:p>
+      <w:pPr>
+        <w:pStyle w:val="Heading2"/>
+        <w:spacing w:after="80" w:before="220"/>
+      </w:pPr>
+      <w:r>
+        <w:t xml:space="preserve">Foydalanilgan adabiyotlar</w:t>
       </w:r>
     </w:p>
     <w:p>
@@ -158,7 +269,7 @@
         <w:spacing w:after="40"/>
       </w:pPr>
       <w:r>
-        <w:t xml:space="preserve">ma'lumotlarni yig'ish va ularning to'liqligi hamda ishonchliligini baholash;</w:t>
+        <w:t xml:space="preserve">World Health Organization. Immunization in practice: a practical guide for health staff; Safe vaccine handling and cold chain. Geneva: WHO. URL: https://www.who.int/teams/immunization-vaccines-and-biologicals</w:t>
       </w:r>
     </w:p>
     <w:p>
@@ -171,201 +282,7 @@
         <w:spacing w:after="40"/>
       </w:pPr>
       <w:r>
-        <w:t xml:space="preserve">kasallanish ko'rsatkichlarini (intensivlik, ekstensivlik) hisoblash;</w:t>
-      </w:r>
-    </w:p>
-    <w:p>
-      <w:pPr>
-        <w:pStyle w:val="ListParagraph"/>
-        <w:numPr>
-          <w:ilvl w:val="0"/>
-          <w:numId w:val="3"/>
-        </w:numPr>
-        <w:spacing w:after="40"/>
-      </w:pPr>
-      <w:r>
-        <w:t xml:space="preserve">ko'p yillik dinamikani tahlil qilish — tendensiya va davriylikni aniqlash;</w:t>
-      </w:r>
-    </w:p>
-    <w:p>
-      <w:pPr>
-        <w:pStyle w:val="ListParagraph"/>
-        <w:numPr>
-          <w:ilvl w:val="0"/>
-          <w:numId w:val="3"/>
-        </w:numPr>
-        <w:spacing w:after="40"/>
-      </w:pPr>
-      <w:r>
-        <w:t xml:space="preserve">yillik (mavsumiy) dinamikani o'rganish — mavsumiy ko'tarilish vaqtini belgilash;</w:t>
-      </w:r>
-    </w:p>
-    <w:p>
-      <w:pPr>
-        <w:pStyle w:val="ListParagraph"/>
-        <w:numPr>
-          <w:ilvl w:val="0"/>
-          <w:numId w:val="3"/>
-        </w:numPr>
-        <w:spacing w:after="40"/>
-      </w:pPr>
-      <w:r>
-        <w:t xml:space="preserve">kasallanishning hududlar bo'yicha taqsimotini tahlil qilish;</w:t>
-      </w:r>
-    </w:p>
-    <w:p>
-      <w:pPr>
-        <w:pStyle w:val="ListParagraph"/>
-        <w:numPr>
-          <w:ilvl w:val="0"/>
-          <w:numId w:val="3"/>
-        </w:numPr>
-        <w:spacing w:after="40"/>
-      </w:pPr>
-      <w:r>
-        <w:t xml:space="preserve">aholi guruhlari (yosh, jins, kasb) bo'yicha taqsimotni o'rganish va xavf guruhlarini aniqlash;</w:t>
-      </w:r>
-    </w:p>
-    <w:p>
-      <w:pPr>
-        <w:pStyle w:val="ListParagraph"/>
-        <w:numPr>
-          <w:ilvl w:val="0"/>
-          <w:numId w:val="3"/>
-        </w:numPr>
-        <w:spacing w:after="40"/>
-      </w:pPr>
-      <w:r>
-        <w:t xml:space="preserve">xavf omillarini aniqlash va gipotezalarni shakllantirish;</w:t>
-      </w:r>
-    </w:p>
-    <w:p>
-      <w:pPr>
-        <w:pStyle w:val="ListParagraph"/>
-        <w:numPr>
-          <w:ilvl w:val="0"/>
-          <w:numId w:val="3"/>
-        </w:numPr>
-        <w:spacing w:after="40"/>
-      </w:pPr>
-      <w:r>
-        <w:t xml:space="preserve">xulosa chiqarish, epidemiologik tashxis qo'yish va tavsiyalar ishlab chiqish.</w:t>
-      </w:r>
-    </w:p>
-    <w:p>
-      <w:pPr>
-        <w:spacing w:after="120"/>
-        <w:jc w:val="both"/>
-      </w:pPr>
-      <w:r>
-        <w:t xml:space="preserve">Har bir bosqich o'z usul va ko'rsatkichlariga ega bo'lib, ularning natijalari birlashtirilib, yaxlit epidemiologik manzara shakllantiriladi [1]. Bosqichlarning ketma-ketligi muhim: avval holat tavsiflanadi (deskriptiv bosqich), so'ng sabablar va bog'lanishlar izlanadi (analitik bosqich). Tahlilda kasallanish mutlaq sonlarda emas, balki aholining ma'lum soniga nisbatan hisoblangan ko'rsatkichlarda (masalan, 100 ming aholiga) ifodalanadi, bu turli hudud va davrlarni to'g'ri taqqoslash imkonini beradi. Shuningdek, intensivlik ko'rsatkichi (kasallanish darajasi) va ekstensivlik ko'rsatkichi (tarkibdagi ulush) farqlanadi, chunki ularni chalkashtirish jiddiy xatolarga olib keladi.</w:t>
-      </w:r>
-    </w:p>
-    <w:p>
-      <w:pPr>
-        <w:pStyle w:val="Heading2"/>
-        <w:spacing w:after="80" w:before="160"/>
-      </w:pPr>
-      <w:r>
-        <w:t xml:space="preserve">Ko'p yillik va mavsumiy dinamika tahlili</w:t>
-      </w:r>
-    </w:p>
-    <w:p>
-      <w:pPr>
-        <w:spacing w:after="120"/>
-        <w:jc w:val="both"/>
-      </w:pPr>
-      <w:r>
-        <w:t xml:space="preserve">Ko'p yillik dinamika tahlili kasallanishning yillar bo'yicha o'zgarish tendensiyasini (o'sish, pasayish yoki barqarorlik) va davriy ko'tarilishlarni aniqlaydi; bu uzoq muddatli qonuniyatlarni ochadi. Yillik (mavsumiy) dinamika tahlili esa kasallanishning yil davomidagi taqsimotini va mavsumiy ko'tarilish davrini belgilaydi — masalan, ichak infeksiyalarining yozgi-kuzgi, nafas yo'llari infeksiyalarining qishki ko'tarilishi. Bu ma'lumotlar profilaktik tadbirlarni mavsumga moslab oldindan rejalashtirish imkonini beradi [1][2]. Ko'p yillik dinamikada tendensiyadan tashqari tartibsiz (tasodifiy) tebranishlar va davriy ko'tarilishlar ham ajratiladi; ularning sabablarini aniqlash epidemik jarayonni boshqarishda muhim. Masalan, emlash joriy etilgandan keyin kasallanishning barqaror pasayishi tadbir samaradorligining dalili bo'ladi, aksincha, kutilmagan ko'tarilish esa qo'shimcha o'rganishni talab qiladi.</w:t>
-      </w:r>
-    </w:p>
-    <w:p>
-      <w:pPr>
-        <w:pStyle w:val="Heading2"/>
-        <w:spacing w:after="80" w:before="160"/>
-      </w:pPr>
-      <w:r>
-        <w:t xml:space="preserve">Hududiy va guruhiy tahlil</w:t>
-      </w:r>
-    </w:p>
-    <w:p>
-      <w:pPr>
-        <w:spacing w:after="120"/>
-        <w:jc w:val="both"/>
-      </w:pPr>
-      <w:r>
-        <w:t xml:space="preserve">Hududiy tahlil kasallanishning geografik taqsimotini ko'rsatadi va muammoli hududlarni, tabiiy o'choqlarni aniqlaydi; buning uchun xaritalashtirish va geoaxborot tizimlari (GIS) qo'llaniladi. Aholi guruhlari bo'yicha tahlil (yosh, jins, kasb, ijtimoiy holat) eng ko'p zararlangan — xavf guruhlarini belgilaydi. Bu ikki yo'nalish birgalikda tadbirlarni aniq maqsadga — eng ko'p zarar ko'rayotgan hudud va guruhlarga — yo'naltirish imkonini beradi. Shu tariqa resurslar eng samarali tarzda taqsimlanadi [1]. Hududiy va guruhiy tahlil natijalari ko'pincha bir-biri bilan bog'liq bo'ladi: ma'lum kasallikning muayyan hududda va muayyan yosh guruhida ko'proq uchrashi uning yuqish yo'li va xavf omillari haqida muhim ishora beradi. Bu bog'lanishlarni aniqlash epidemiologik tashxisning asosini tashkil etadi va tasodifiy kuzatuvdan ilmiy xulosaga o'tish imkonini beradi.</w:t>
-      </w:r>
-    </w:p>
-    <w:p>
-      <w:pPr>
-        <w:pStyle w:val="Heading2"/>
-        <w:spacing w:after="80" w:before="160"/>
-      </w:pPr>
-      <w:r>
-        <w:t xml:space="preserve">Amaliy ahamiyati</w:t>
-      </w:r>
-    </w:p>
-    <w:p>
-      <w:pPr>
-        <w:spacing w:after="120"/>
-        <w:jc w:val="both"/>
-      </w:pPr>
-      <w:r>
-        <w:t xml:space="preserve">Retrospektiv tahlil amaliy jihatdan bebaho qiymatga ega: u uzoq muddatli profilaktik dasturlarni (emlash strategiyasi, mavsumiy tadbirlar) ishlab chiqishga asos bo'ladi va operativ tahlil uchun kutilgan (normativ) kasallanish darajasini — ya'ni "etalon"ni belgilaydi. Operativ tahlilda joriy daraja aynan retrospektiv tahlilda aniqlangan normal chegaralar bilan solishtiriladi; agar joriy daraja chegaradan oshsa, bu epidemik noxushlik signali hisoblanadi. Shu bois retrospektiv va operativ tahlillar o'zaro bog'liq uzluksiz tsiklni tashkil etadi. Retrospektiv tahlil natijalari hisobotlar, grafiklar, diagrammalar, xaritalar va tahliliy xulosalar shaklida rasmiylashtiriladi hamda keyingi davr uchun profilaktik tadbirlar rejasining asosini tashkil etadi [1][2]. Zamonaviy sharoitda bu jarayon raqamli ma'lumotlar bazalari va statistik dasturlar yordamida avtomatlashtirilib, uning tezligi va aniqligi oshirilmoqda. Shunday bo'lsa-da, zamonaviy vositalar ham baribir klassik epidemiologik tahlil mantiqiga va epidemiologik tafakkurga tayanadi.</w:t>
-      </w:r>
-    </w:p>
-    <w:p>
-      <w:pPr>
-        <w:pStyle w:val="Heading2"/>
-        <w:spacing w:after="80" w:before="160"/>
-      </w:pPr>
-      <w:r>
-        <w:t xml:space="preserve">Xulosa</w:t>
-      </w:r>
-    </w:p>
-    <w:p>
-      <w:pPr>
-        <w:spacing w:after="120"/>
-        <w:jc w:val="both"/>
-      </w:pPr>
-      <w:r>
-        <w:t xml:space="preserve">Retrospektiv epidemiologik tahlil o'tgan davr ma'lumotlari asosida kasallanishning ko'p yillik dinamikasi, mavsumiyligi, hududiy va demografik taqsimoti hamda xavf omillarini aniqlaydi. U ma'lumot yig'ishdan boshlab, ko'rsatkichlarni hisoblash, dinamika, hududiy va guruhiy tahlil orqali xulosa chiqarish va tavsiyalar ishlab chiqishgacha bo'lgan bosqichlardan iborat. Tahlil natijalari uzoq muddatli profilaktik rejalashtirishga asos bo'ladi va operativ tahlil uchun mezon beradi. Shu bois retrospektiv tahlil epidemiologik tashxis va epidemiologik nazoratning ilmiy poydevori hisoblanadi; uni puxta o'tkazish ko'nikmasi esa vrach-epidemiologning eng muhim kasbiy malakalaridan biridir.</w:t>
-      </w:r>
-    </w:p>
-    <w:p>
-      <w:pPr>
-        <w:pStyle w:val="Heading2"/>
-        <w:spacing w:after="80" w:before="220"/>
-      </w:pPr>
-      <w:r>
-        <w:t xml:space="preserve">Foydalanilgan adabiyotlar</w:t>
-      </w:r>
-    </w:p>
-    <w:p>
-      <w:pPr>
-        <w:pStyle w:val="ListParagraph"/>
-        <w:numPr>
-          <w:ilvl w:val="0"/>
-          <w:numId w:val="4"/>
-        </w:numPr>
-        <w:spacing w:after="40"/>
-      </w:pPr>
-      <w:r>
-        <w:t xml:space="preserve">Mirtazayev O.M., Zuyeva L.P., Matnazarova G.S. Epidemiologiya. — Toshkent, 2016.</w:t>
-      </w:r>
-    </w:p>
-    <w:p>
-      <w:pPr>
-        <w:pStyle w:val="ListParagraph"/>
-        <w:numPr>
-          <w:ilvl w:val="0"/>
-          <w:numId w:val="4"/>
-        </w:numPr>
-        <w:spacing w:after="40"/>
-      </w:pPr>
-      <w:r>
-        <w:t xml:space="preserve">Centers for Disease Control and Prevention. Principles of Epidemiology in Public Health Practice, 3rd ed. Atlanta: CDC. URL: https://www.cdc.gov/csels/dsepd/ss1978/index.html</w:t>
+        <w:t xml:space="preserve">O'zbekiston Respublikasida profilaktik emlashlar o'tkazish kalendar rejasi va immunizatsiya bo'yicha uslubiy ko'rsatmalar. O'zR Sog'liqni saqlash vazirligi.</w:t>
       </w:r>
     </w:p>
     <w:sectPr>
@@ -571,6 +488,18 @@
       <w:lvlJc w:val="left"/>
       <w:pPr>
         <w:ind w:left="576" w:hanging="316"/>
+      </w:pPr>
+    </w:lvl>
+  </w:abstractNum>
+  <w:abstractNum w:abstractNumId="90">
+    <w:multiLevelType w:val="hybridMultilevel"/>
+    <w:lvl w:ilvl="0">
+      <w:start w:val="1"/>
+      <w:numFmt w:val="decimal"/>
+      <w:lvlText w:val="%1)"/>
+      <w:lvlJc w:val="left"/>
+      <w:pPr>
+        <w:ind w:left="851" w:hanging="425"/>
       </w:pPr>
     </w:lvl>
   </w:abstractNum>
@@ -587,13 +516,19 @@
     </w:lvlOverride>
   </w:num>
   <w:num w:numId="3">
-    <w:abstractNumId w:val="3"/>
+    <w:abstractNumId w:val="4"/>
     <w:lvlOverride w:ilvl="0">
       <w:startOverride w:val="1"/>
     </w:lvlOverride>
   </w:num>
-  <w:num w:numId="4">
-    <w:abstractNumId w:val="4"/>
+  <w:num w:numId="101">
+    <w:abstractNumId w:val="90"/>
+    <w:lvlOverride w:ilvl="0">
+      <w:startOverride w:val="1"/>
+    </w:lvlOverride>
+  </w:num>
+  <w:num w:numId="102">
+    <w:abstractNumId w:val="90"/>
     <w:lvlOverride w:ilvl="0">
       <w:startOverride w:val="1"/>
     </w:lvlOverride>

--- a/javoblar/040.docx
+++ b/javoblar/040.docx
@@ -5,36 +5,63 @@
     <w:p>
       <w:pPr>
         <w:pStyle w:val="Heading1"/>
-        <w:spacing w:after="200"/>
-      </w:pPr>
-      <w:r>
+        <w:spacing w:after="240"/>
+        <w:jc w:val="center"/>
+      </w:pPr>
+      <w:r>
+        <w:rPr>
+          <w:rFonts w:ascii="Times New Roman" w:cs="Times New Roman" w:eastAsia="Times New Roman" w:hAnsi="Times New Roman"/>
+          <w:b/>
+          <w:bCs/>
+          <w:sz w:val="28"/>
+          <w:szCs w:val="28"/>
+        </w:rPr>
         <w:t xml:space="preserve">40. Uzluksiz sovuqlik zanjiri. Vaksinalarni saqlash va transportirovkasiga qo'yiladigan talablar</w:t>
       </w:r>
     </w:p>
     <w:p>
       <w:pPr>
-        <w:spacing w:after="120"/>
-        <w:jc w:val="both"/>
-      </w:pPr>
-      <w:r>
+        <w:spacing w:after="120" w:line="276"/>
+        <w:ind w:firstLine="567"/>
+        <w:jc w:val="both"/>
+      </w:pPr>
+      <w:r>
+        <w:rPr>
+          <w:rFonts w:ascii="Times New Roman" w:cs="Times New Roman" w:eastAsia="Times New Roman" w:hAnsi="Times New Roman"/>
+          <w:sz w:val="28"/>
+          <w:szCs w:val="28"/>
+        </w:rPr>
         <w:t xml:space="preserve">Uzluksiz sovuqlik zanjiri — vaksinalarni ishlab chiqaruvchidan to iste'molchiga (emlanuvchiga) qadar barcha bosqichlarda Jahon sog'liqni saqlash tashkiloti (JSST) tomonidan tavsiya etilgan harorat oralig'ida saqlash va tashishni ta'minlovchi uzviy tizimdir [1]. Vaksinalar biologik faol preparatlar bo'lib, ularning immunogenligi harorat rejimiga bevosita bog'liq; rejim buzilsa, vaksina samaradorligini qaytarib bo'lmas darajada yo'qotadi va uni hech qanday usul bilan tiklab bo'lmaydi. Shu bois sovuqlik zanjirining uzluksizligi immunprofilaktikaning yakuniy samarasini belgilovchi asosiy shartlardan biridir [1].</w:t>
       </w:r>
     </w:p>
     <w:p>
       <w:pPr>
         <w:pStyle w:val="Heading2"/>
-        <w:spacing w:after="80" w:before="160"/>
-      </w:pPr>
-      <w:r>
+        <w:spacing w:after="100" w:before="200"/>
+      </w:pPr>
+      <w:r>
+        <w:rPr>
+          <w:rFonts w:ascii="Times New Roman" w:cs="Times New Roman" w:eastAsia="Times New Roman" w:hAnsi="Times New Roman"/>
+          <w:b/>
+          <w:bCs/>
+          <w:sz w:val="28"/>
+          <w:szCs w:val="28"/>
+        </w:rPr>
         <w:t xml:space="preserve">Sovuqlik zanjirining tarkibi</w:t>
       </w:r>
     </w:p>
     <w:p>
       <w:pPr>
-        <w:spacing w:after="120"/>
-        <w:jc w:val="both"/>
-      </w:pPr>
-      <w:r>
+        <w:spacing w:after="120" w:line="276"/>
+        <w:ind w:firstLine="567"/>
+        <w:jc w:val="both"/>
+      </w:pPr>
+      <w:r>
+        <w:rPr>
+          <w:rFonts w:ascii="Times New Roman" w:cs="Times New Roman" w:eastAsia="Times New Roman" w:hAnsi="Times New Roman"/>
+          <w:sz w:val="28"/>
+          <w:szCs w:val="28"/>
+        </w:rPr>
         <w:t xml:space="preserve">Uzluksiz sovuqlik zanjiri uch o'zaro bog'liq tarkibiy qismdan iborat [1]:</w:t>
       </w:r>
     </w:p>
@@ -43,11 +70,17 @@
         <w:pStyle w:val="ListParagraph"/>
         <w:numPr>
           <w:ilvl w:val="0"/>
-          <w:numId w:val="101"/>
+          <w:numId w:val="2"/>
         </w:numPr>
-        <w:spacing w:after="40"/>
-      </w:pPr>
-      <w:r>
+        <w:spacing w:after="60" w:line="276"/>
+        <w:jc w:val="both"/>
+      </w:pPr>
+      <w:r>
+        <w:rPr>
+          <w:rFonts w:ascii="Times New Roman" w:cs="Times New Roman" w:eastAsia="Times New Roman" w:hAnsi="Times New Roman"/>
+          <w:sz w:val="28"/>
+          <w:szCs w:val="28"/>
+        </w:rPr>
         <w:t xml:space="preserve">jihozlar — sovutuvchi kameralar, muzlatgichlar, termokonteynerlar, muz akkumulyatorlari;</w:t>
       </w:r>
     </w:p>
@@ -56,11 +89,17 @@
         <w:pStyle w:val="ListParagraph"/>
         <w:numPr>
           <w:ilvl w:val="0"/>
-          <w:numId w:val="101"/>
+          <w:numId w:val="2"/>
         </w:numPr>
-        <w:spacing w:after="40"/>
-      </w:pPr>
-      <w:r>
+        <w:spacing w:after="60" w:line="276"/>
+        <w:jc w:val="both"/>
+      </w:pPr>
+      <w:r>
+        <w:rPr>
+          <w:rFonts w:ascii="Times New Roman" w:cs="Times New Roman" w:eastAsia="Times New Roman" w:hAnsi="Times New Roman"/>
+          <w:sz w:val="28"/>
+          <w:szCs w:val="28"/>
+        </w:rPr>
         <w:t xml:space="preserve">tashish vositalari — muzlatgichli avtomobillar, sovutuvchi qutilar (cold box) va vaksina tashish sumkalari;</w:t>
       </w:r>
     </w:p>
@@ -69,194 +108,64 @@
         <w:pStyle w:val="ListParagraph"/>
         <w:numPr>
           <w:ilvl w:val="0"/>
-          <w:numId w:val="101"/>
+          <w:numId w:val="2"/>
         </w:numPr>
-        <w:spacing w:after="40"/>
-      </w:pPr>
-      <w:r>
+        <w:spacing w:after="60" w:line="276"/>
+        <w:jc w:val="both"/>
+      </w:pPr>
+      <w:r>
+        <w:rPr>
+          <w:rFonts w:ascii="Times New Roman" w:cs="Times New Roman" w:eastAsia="Times New Roman" w:hAnsi="Times New Roman"/>
+          <w:sz w:val="28"/>
+          <w:szCs w:val="28"/>
+        </w:rPr>
         <w:t xml:space="preserve">malakali xodimlar va nazorat tartiblari — haroratni muntazam kuzatish, qayd etish va boshqarish.</w:t>
       </w:r>
     </w:p>
     <w:p>
       <w:pPr>
-        <w:spacing w:after="120"/>
-        <w:jc w:val="both"/>
-      </w:pPr>
-      <w:r>
+        <w:spacing w:after="120" w:line="276"/>
+        <w:ind w:firstLine="567"/>
+        <w:jc w:val="both"/>
+      </w:pPr>
+      <w:r>
+        <w:rPr>
+          <w:rFonts w:ascii="Times New Roman" w:cs="Times New Roman" w:eastAsia="Times New Roman" w:hAnsi="Times New Roman"/>
+          <w:sz w:val="28"/>
+          <w:szCs w:val="28"/>
+        </w:rPr>
         <w:t xml:space="preserve">Zanjir milliy darajadan tuman va qishloq darajasigacha bo'lgan har bir bo'g'inni qamrab oladi; biror bo'g'inda harorat buzilsa, butun zanjir buzilgan hisoblanadi. Shuning uchun u "uzluksiz" deb ataladi [1]. Zanjirning har bir bo'g'inida saqlash quvvati, zaxira jihozlar va malakali xodimlar bo'lishi talab etiladi; quyi bo'g'inlarda (qishloq vrachlik punktlari) ham harorat rejimi milliy ombordagi kabi qat'iy saqlanishi lozim. Bu tizimli yondashuv JSSTning Kengaytirilgan immunizatsiya dasturi (EPI) tamoyillariga mos keladi va emlashning yakuniy sifatini kafolatlaydi [1].</w:t>
       </w:r>
     </w:p>
     <w:p>
       <w:pPr>
         <w:pStyle w:val="Heading2"/>
-        <w:spacing w:after="80" w:before="160"/>
-      </w:pPr>
-      <w:r>
+        <w:spacing w:after="100" w:before="200"/>
+      </w:pPr>
+      <w:r>
+        <w:rPr>
+          <w:rFonts w:ascii="Times New Roman" w:cs="Times New Roman" w:eastAsia="Times New Roman" w:hAnsi="Times New Roman"/>
+          <w:b/>
+          <w:bCs/>
+          <w:sz w:val="28"/>
+          <w:szCs w:val="28"/>
+        </w:rPr>
         <w:t xml:space="preserve">Saqlash harorati va tartibi</w:t>
       </w:r>
     </w:p>
     <w:p>
       <w:pPr>
-        <w:spacing w:after="120"/>
-        <w:jc w:val="both"/>
-      </w:pPr>
-      <w:r>
+        <w:spacing w:after="120" w:line="276"/>
+        <w:ind w:firstLine="567"/>
+        <w:jc w:val="both"/>
+      </w:pPr>
+      <w:r>
+        <w:rPr>
+          <w:rFonts w:ascii="Times New Roman" w:cs="Times New Roman" w:eastAsia="Times New Roman" w:hAnsi="Times New Roman"/>
+          <w:sz w:val="28"/>
+          <w:szCs w:val="28"/>
+        </w:rPr>
         <w:t xml:space="preserve">Ko'pchilik vaksinalar uchun standart saqlash harorati +2°C dan +8°C gacha bo'lgan oraliqdir; ayrim zamonaviy vaksinalar (ba'zi mRNK vaksinalar) o'ta past — -60°C dan -80°C gacha haroratni talab qiladi va eritilgach cheklangan muddat ichida ishlatilishi kerak [1]. Vaksinalarni saqlashda quyidagi tamoyillarga rioya qilinadi:</w:t>
-      </w:r>
-    </w:p>
-    <w:p>
-      <w:pPr>
-        <w:pStyle w:val="ListParagraph"/>
-        <w:numPr>
-          <w:ilvl w:val="0"/>
-          <w:numId w:val="102"/>
-        </w:numPr>
-        <w:spacing w:after="40"/>
-      </w:pPr>
-      <w:r>
-        <w:t xml:space="preserve">harorat belgilangan oraliqda uzluksiz ushlab turilishi;</w:t>
-      </w:r>
-    </w:p>
-    <w:p>
-      <w:pPr>
-        <w:pStyle w:val="ListParagraph"/>
-        <w:numPr>
-          <w:ilvl w:val="0"/>
-          <w:numId w:val="102"/>
-        </w:numPr>
-        <w:spacing w:after="40"/>
-      </w:pPr>
-      <w:r>
-        <w:t xml:space="preserve">adsorbsiyalangan vaksinalarni (AKDS, gepatit B, pentavalent) muzlatish qat'iyan taqiqlanishi;</w:t>
-      </w:r>
-    </w:p>
-    <w:p>
-      <w:pPr>
-        <w:pStyle w:val="ListParagraph"/>
-        <w:numPr>
-          <w:ilvl w:val="0"/>
-          <w:numId w:val="102"/>
-        </w:numPr>
-        <w:spacing w:after="40"/>
-      </w:pPr>
-      <w:r>
-        <w:t xml:space="preserve">yaroqlilik muddati avval tugaydigan vaksinani oldin ishlatish (FEFO tamoyili);</w:t>
-      </w:r>
-    </w:p>
-    <w:p>
-      <w:pPr>
-        <w:pStyle w:val="ListParagraph"/>
-        <w:numPr>
-          <w:ilvl w:val="0"/>
-          <w:numId w:val="102"/>
-        </w:numPr>
-        <w:spacing w:after="40"/>
-      </w:pPr>
-      <w:r>
-        <w:t xml:space="preserve">vaksinalarni muzlatgich devorlariga tegizmay, havo aylanishini ta'minlab joylashtirish;</w:t>
-      </w:r>
-    </w:p>
-    <w:p>
-      <w:pPr>
-        <w:pStyle w:val="ListParagraph"/>
-        <w:numPr>
-          <w:ilvl w:val="0"/>
-          <w:numId w:val="102"/>
-        </w:numPr>
-        <w:spacing w:after="40"/>
-      </w:pPr>
-      <w:r>
-        <w:t xml:space="preserve">muzlatgich eshigidagi javonlarda vaksina saqlamaslik, chunki u yerda harorat beqaror bo'ladi.</w:t>
-      </w:r>
-    </w:p>
-    <w:p>
-      <w:pPr>
-        <w:spacing w:after="120"/>
-        <w:jc w:val="both"/>
-      </w:pPr>
-      <w:r>
-        <w:t xml:space="preserve">Muzlash ko'plab vaksinalar uchun yuqori haroratdan ko'ra xavfliroq, chunki muzlagan vaksina tashqi ko'rinishidan yaroqli ko'rinsa-da, samaradorligini butunlay yo'qotgan bo'ladi [1]. Muzlash gumoni bo'lgan adsorbsiyalangan vaksinalarni tekshirish uchun maxsus "chayqatish sinovi" (shake test) qo'llaniladi: muzlab, so'ng erigan vaksina cho'kma hosil qiladi va yaroqsiz hisoblanadi. Shu bois muzlatgichda vaksinalar muz hosil bo'ladigan qismlardan uzoqda, o'rta javonlarda saqlanadi va harorat doimiy kuzatiladi.</w:t>
-      </w:r>
-    </w:p>
-    <w:p>
-      <w:pPr>
-        <w:pStyle w:val="Heading2"/>
-        <w:spacing w:after="80" w:before="160"/>
-      </w:pPr>
-      <w:r>
-        <w:t xml:space="preserve">Transportirovka talablari</w:t>
-      </w:r>
-    </w:p>
-    <w:p>
-      <w:pPr>
-        <w:spacing w:after="120"/>
-        <w:jc w:val="both"/>
-      </w:pPr>
-      <w:r>
-        <w:t xml:space="preserve">Vaksinalarni tashishda ham sovuqlik zanjiri saqlanadi. Tashish masofasiga qarab turli jihozlar qo'llaniladi: katta hajm uchun muzlatgichli avtomobillar, o'rta masofa uchun termokonteyner va sovutuvchi qutilar, emlash nuqtasigacha olib borish uchun esa vaksina sumkalari ishlatiladi. Tashishda muz akkumulyatorlari oldindan to'g'ri konditsiyalanadi — ya'ni muzlatgichdan chiqarilib, sirtida suv tomchilari (kondensat) paydo bo'lguncha ushlab turiladi, shunda muzlashga sezgir vaksina haddan ortiq sovib muzlab qolmaydi. JSST muzlashning oldini oluvchi maxsus sovutuvchi qutilar va sumkalarni tavsiya etadi; tashish vaqti imkon qadar qisqartiriladi [1]. Transport davomida harorat indikatorlari bilan birga olib boriladi va yetkazib berishda harorat rejimi buzilmaganligi tekshiriladi. Emlash seansi davomida ochilgan flakon sovutuvchi element ustida saqlanadi va belgilangan vaqtdan oshib ketganlar ishlatilmaydi. Bu talablar vaksinaning biologik faolligini — ya'ni organizmda immun javob uyg'otish qobiliyatini saqlashga qaratilgan.</w:t>
-      </w:r>
-    </w:p>
-    <w:p>
-      <w:pPr>
-        <w:pStyle w:val="Heading2"/>
-        <w:spacing w:after="80" w:before="160"/>
-      </w:pPr>
-      <w:r>
-        <w:t xml:space="preserve">Harorat nazorati</w:t>
-      </w:r>
-    </w:p>
-    <w:p>
-      <w:pPr>
-        <w:spacing w:after="120"/>
-        <w:jc w:val="both"/>
-      </w:pPr>
-      <w:r>
-        <w:t xml:space="preserve">Sovuqlik zanjirining ishonchliligi doimiy harorat nazoratiga asoslanadi. Buning uchun termometrlar, haroratni qayd etuvchi jurnallar, elektron data-loggerlar va vaksina flakoni monitoringi (VVM — vaccine vial monitor) ishlatiladi. VVM — flakonga joylashtirilgan indikator bo'lib, u vaksina qancha vaqt issiqlikka ta'sirlanganini ko'rsatadi. Muzlatgichlarda harorat kuniga kamida ikki marta o'lchanib, maxsus jurnalda qayd etiladi; elektr uzilishiga qarshi zaxira manbalar va muz akkumulyatorlari tayyor turadi. Harorat buzilishi aniqlansa, tegishli vaksinalar darhol alohida ajratiladi, ularning yaroqliligi ishlab chiqaruvchi ko'rsatmalari asosida baholanadi va yaroqsiz deb topilganlar belgilangan tartibda yo'q qilinadi [1]. Nazorat natijalari muntazam hujjatlashtiriladi; bu sovuqlik zanjiridagi zaif nuqtalarni aniqlash va ularni bartaraf etish imkonini beradi. Vaksinalar, shuningdek, yorug'likka sezgir bo'lishi mumkin, shu bois ular to'g'ridan-to'g'ri quyosh nuridan ham himoya qilinadi.</w:t>
-      </w:r>
-    </w:p>
-    <w:p>
-      <w:pPr>
-        <w:pStyle w:val="Heading2"/>
-        <w:spacing w:after="80" w:before="160"/>
-      </w:pPr>
-      <w:r>
-        <w:t xml:space="preserve">Ahamiyati</w:t>
-      </w:r>
-    </w:p>
-    <w:p>
-      <w:pPr>
-        <w:spacing w:after="120"/>
-        <w:jc w:val="both"/>
-      </w:pPr>
-      <w:r>
-        <w:t xml:space="preserve">Uzluksiz sovuqlik zanjirining buzilishi nafaqat vaksinaning iqtisodiy yo'qotilishi, balki jiddiy epidemiologik xavf hamdir: harorat rejimi buzilgan vaksina bilan emlangan shaxs himoyalanmagan bo'lib qoladi, biroq rasman emlangan deb hisoblanadi. Bu aholining haqiqiy immun qatlamini pasaytiradi va boshqariladigan kasalliklarning kutilmagan avj olishiga sabab bo'lishi mumkin, chunki rasman qamrov yetarli ko'rinsa-da, amalda himoya shakllanmagan bo'ladi. Shu bois sovuqlik zanjirini ta'minlash immunprofilaktika dasturining ishonchliligi va aholi ishonchining asosidir. Buning uchun xodimlar o'qitiladi, jihozlar texnik ko'rikdan o'tkaziladi va zaxira quvvatlar ta'minlanadi [1]. Vaksinalarni haddan tashqari ko'p zaxiralab qo'ymaslik ham tavsiya etiladi, chunki bu saqlash xavfini, sovuqlik zanjiriga yukni va yaroqlilik muddati o'tib ketish ehtimolini oshiradi; aylanma tamoyili asosida boshqarilgan optimal zaxira esa isrofgarchilikni kamaytiradi. Shunday qilib, sovuqlik zanjirini boshqarish texnik, tashkiliy va kadrlar jihatlarini birlashtirgan murakkab vazifadir.</w:t>
-      </w:r>
-    </w:p>
-    <w:p>
-      <w:pPr>
-        <w:pStyle w:val="Heading2"/>
-        <w:spacing w:after="80" w:before="160"/>
-      </w:pPr>
-      <w:r>
-        <w:t xml:space="preserve">Xulosa</w:t>
-      </w:r>
-    </w:p>
-    <w:p>
-      <w:pPr>
-        <w:spacing w:after="120"/>
-        <w:jc w:val="both"/>
-      </w:pPr>
-      <w:r>
-        <w:t xml:space="preserve">Uzluksiz sovuqlik zanjiri vaksinalarni ishlab chiqarishdan emlashgacha bo'lgan barcha bosqichlarda nazorat qilinadigan harorat (aksariyat vaksinalar uchun +2°C dan +8°C gacha) sharoitida saqlash va tashishni ta'minlaydi. U jihozlar, tashish vositalari va malakali xodimlardan iborat bo'lib, milliy darajadan emlash nuqtasigacha har bir bo'g'inni qamrab oladi; uzluksizligi — uning mohiyati. Muzlash ko'pchilik vaksinalar uchun xavfli, harorat esa doimiy nazorat ostida bo'ladi. Zanjirning buzilishi vaksinani yaroqsiz qiladi va epidemiologik xavf tug'diradi; shu bois uning uzluksizligini ta'minlash immunprofilaktikaning hal qiluvchi shartidir. Vrach-epidemiolog uchun sovuqlik zanjiri talablarini bilish va nazorat qilish emlash ishining sifatini kafolatlashning muhim qismi bo'lib, bu malaka emlash dasturining ishonchliligini bevosita belgilaydi.</w:t>
-      </w:r>
-    </w:p>
-    <w:p>
-      <w:pPr>
-        <w:pStyle w:val="Heading2"/>
-        <w:spacing w:after="80" w:before="220"/>
-      </w:pPr>
-      <w:r>
-        <w:t xml:space="preserve">Foydalanilgan adabiyotlar</w:t>
       </w:r>
     </w:p>
     <w:p>
@@ -266,10 +175,16 @@
           <w:ilvl w:val="0"/>
           <w:numId w:val="3"/>
         </w:numPr>
-        <w:spacing w:after="40"/>
-      </w:pPr>
-      <w:r>
-        <w:t xml:space="preserve">World Health Organization. Immunization in practice: a practical guide for health staff; Safe vaccine handling and cold chain. Geneva: WHO. URL: https://www.who.int/teams/immunization-vaccines-and-biologicals</w:t>
+        <w:spacing w:after="60" w:line="276"/>
+        <w:jc w:val="both"/>
+      </w:pPr>
+      <w:r>
+        <w:rPr>
+          <w:rFonts w:ascii="Times New Roman" w:cs="Times New Roman" w:eastAsia="Times New Roman" w:hAnsi="Times New Roman"/>
+          <w:sz w:val="28"/>
+          <w:szCs w:val="28"/>
+        </w:rPr>
+        <w:t xml:space="preserve">harorat belgilangan oraliqda uzluksiz ushlab turilishi;</w:t>
       </w:r>
     </w:p>
     <w:p>
@@ -279,15 +194,369 @@
           <w:ilvl w:val="0"/>
           <w:numId w:val="3"/>
         </w:numPr>
-        <w:spacing w:after="40"/>
-      </w:pPr>
-      <w:r>
-        <w:t xml:space="preserve">O'zbekiston Respublikasida profilaktik emlashlar o'tkazish kalendar rejasi va immunizatsiya bo'yicha uslubiy ko'rsatmalar. O'zR Sog'liqni saqlash vazirligi.</w:t>
+        <w:spacing w:after="60" w:line="276"/>
+        <w:jc w:val="both"/>
+      </w:pPr>
+      <w:r>
+        <w:rPr>
+          <w:rFonts w:ascii="Times New Roman" w:cs="Times New Roman" w:eastAsia="Times New Roman" w:hAnsi="Times New Roman"/>
+          <w:sz w:val="28"/>
+          <w:szCs w:val="28"/>
+        </w:rPr>
+        <w:t xml:space="preserve">adsorbsiyalangan vaksinalarni (AKDS, gepatit B, pentavalent) muzlatish qat'iyan taqiqlanishi;</w:t>
+      </w:r>
+    </w:p>
+    <w:p>
+      <w:pPr>
+        <w:pStyle w:val="ListParagraph"/>
+        <w:numPr>
+          <w:ilvl w:val="0"/>
+          <w:numId w:val="3"/>
+        </w:numPr>
+        <w:spacing w:after="60" w:line="276"/>
+        <w:jc w:val="both"/>
+      </w:pPr>
+      <w:r>
+        <w:rPr>
+          <w:rFonts w:ascii="Times New Roman" w:cs="Times New Roman" w:eastAsia="Times New Roman" w:hAnsi="Times New Roman"/>
+          <w:sz w:val="28"/>
+          <w:szCs w:val="28"/>
+        </w:rPr>
+        <w:t xml:space="preserve">yaroqlilik muddati avval tugaydigan vaksinani oldin ishlatish (FEFO tamoyili);</w:t>
+      </w:r>
+    </w:p>
+    <w:p>
+      <w:pPr>
+        <w:pStyle w:val="ListParagraph"/>
+        <w:numPr>
+          <w:ilvl w:val="0"/>
+          <w:numId w:val="3"/>
+        </w:numPr>
+        <w:spacing w:after="60" w:line="276"/>
+        <w:jc w:val="both"/>
+      </w:pPr>
+      <w:r>
+        <w:rPr>
+          <w:rFonts w:ascii="Times New Roman" w:cs="Times New Roman" w:eastAsia="Times New Roman" w:hAnsi="Times New Roman"/>
+          <w:sz w:val="28"/>
+          <w:szCs w:val="28"/>
+        </w:rPr>
+        <w:t xml:space="preserve">vaksinalarni muzlatgich devorlariga tegizmay, havo aylanishini ta'minlab joylashtirish;</w:t>
+      </w:r>
+    </w:p>
+    <w:p>
+      <w:pPr>
+        <w:pStyle w:val="ListParagraph"/>
+        <w:numPr>
+          <w:ilvl w:val="0"/>
+          <w:numId w:val="3"/>
+        </w:numPr>
+        <w:spacing w:after="60" w:line="276"/>
+        <w:jc w:val="both"/>
+      </w:pPr>
+      <w:r>
+        <w:rPr>
+          <w:rFonts w:ascii="Times New Roman" w:cs="Times New Roman" w:eastAsia="Times New Roman" w:hAnsi="Times New Roman"/>
+          <w:sz w:val="28"/>
+          <w:szCs w:val="28"/>
+        </w:rPr>
+        <w:t xml:space="preserve">muzlatgich eshigidagi javonlarda vaksina saqlamaslik, chunki u yerda harorat beqaror bo'ladi.</w:t>
+      </w:r>
+    </w:p>
+    <w:p>
+      <w:pPr>
+        <w:spacing w:after="120" w:line="276"/>
+        <w:ind w:firstLine="567"/>
+        <w:jc w:val="both"/>
+      </w:pPr>
+      <w:r>
+        <w:rPr>
+          <w:rFonts w:ascii="Times New Roman" w:cs="Times New Roman" w:eastAsia="Times New Roman" w:hAnsi="Times New Roman"/>
+          <w:sz w:val="28"/>
+          <w:szCs w:val="28"/>
+        </w:rPr>
+        <w:t xml:space="preserve">Muzlash ko'plab vaksinalar uchun yuqori haroratdan ko'ra xavfliroq, chunki muzlagan vaksina tashqi ko'rinishidan yaroqli ko'rinsa-da, samaradorligini butunlay yo'qotgan bo'ladi [1]. Muzlash gumoni bo'lgan adsorbsiyalangan vaksinalarni tekshirish uchun maxsus "chayqatish sinovi" (shake test) qo'llaniladi: muzlab, so'ng erigan vaksina cho'kma hosil qiladi va yaroqsiz hisoblanadi. Shu bois muzlatgichda vaksinalar muz hosil bo'ladigan qismlardan uzoqda, o'rta javonlarda saqlanadi va harorat doimiy kuzatiladi.</w:t>
+      </w:r>
+    </w:p>
+    <w:p>
+      <w:pPr>
+        <w:pStyle w:val="Heading2"/>
+        <w:spacing w:after="100" w:before="200"/>
+      </w:pPr>
+      <w:r>
+        <w:rPr>
+          <w:rFonts w:ascii="Times New Roman" w:cs="Times New Roman" w:eastAsia="Times New Roman" w:hAnsi="Times New Roman"/>
+          <w:b/>
+          <w:bCs/>
+          <w:sz w:val="28"/>
+          <w:szCs w:val="28"/>
+        </w:rPr>
+        <w:t xml:space="preserve">Transportirovka talablari</w:t>
+      </w:r>
+    </w:p>
+    <w:p>
+      <w:pPr>
+        <w:spacing w:after="120" w:line="276"/>
+        <w:ind w:firstLine="567"/>
+        <w:jc w:val="both"/>
+      </w:pPr>
+      <w:r>
+        <w:rPr>
+          <w:rFonts w:ascii="Times New Roman" w:cs="Times New Roman" w:eastAsia="Times New Roman" w:hAnsi="Times New Roman"/>
+          <w:sz w:val="28"/>
+          <w:szCs w:val="28"/>
+        </w:rPr>
+        <w:t xml:space="preserve">Vaksinalarni tashishda ham sovuqlik zanjiri saqlanadi. Tashish masofasiga qarab turli jihozlar qo'llaniladi: katta hajm uchun muzlatgichli avtomobillar, o'rta masofa uchun termokonteyner va sovutuvchi qutilar, emlash nuqtasigacha olib borish uchun esa vaksina sumkalari ishlatiladi. Tashishda muz akkumulyatorlari oldindan to'g'ri konditsiyalanadi — ya'ni muzlatgichdan chiqarilib, sirtida suv tomchilari (kondensat) paydo bo'lguncha ushlab turiladi, shunda muzlashga sezgir vaksina haddan ortiq sovib muzlab qolmaydi. JSST muzlashning oldini oluvchi maxsus sovutuvchi qutilar va sumkalarni tavsiya etadi; tashish vaqti imkon qadar qisqartiriladi [1]. Transport davomida harorat indikatorlari bilan birga olib boriladi va yetkazib berishda harorat rejimi buzilmaganligi tekshiriladi. Emlash seansi davomida ochilgan flakon sovutuvchi element ustida saqlanadi va belgilangan vaqtdan oshib ketganlar ishlatilmaydi. Bu talablar vaksinaning biologik faolligini — ya'ni organizmda immun javob uyg'otish qobiliyatini saqlashga qaratilgan.</w:t>
+      </w:r>
+    </w:p>
+    <w:p>
+      <w:pPr>
+        <w:pStyle w:val="Heading2"/>
+        <w:spacing w:after="100" w:before="200"/>
+      </w:pPr>
+      <w:r>
+        <w:rPr>
+          <w:rFonts w:ascii="Times New Roman" w:cs="Times New Roman" w:eastAsia="Times New Roman" w:hAnsi="Times New Roman"/>
+          <w:b/>
+          <w:bCs/>
+          <w:sz w:val="28"/>
+          <w:szCs w:val="28"/>
+        </w:rPr>
+        <w:t xml:space="preserve">Harorat nazorati</w:t>
+      </w:r>
+    </w:p>
+    <w:p>
+      <w:pPr>
+        <w:spacing w:after="120" w:line="276"/>
+        <w:ind w:firstLine="567"/>
+        <w:jc w:val="both"/>
+      </w:pPr>
+      <w:r>
+        <w:rPr>
+          <w:rFonts w:ascii="Times New Roman" w:cs="Times New Roman" w:eastAsia="Times New Roman" w:hAnsi="Times New Roman"/>
+          <w:sz w:val="28"/>
+          <w:szCs w:val="28"/>
+        </w:rPr>
+        <w:t xml:space="preserve">Sovuqlik zanjirining ishonchliligi doimiy harorat nazoratiga asoslanadi. Buning uchun termometrlar, haroratni qayd etuvchi jurnallar, elektron data-loggerlar va vaksina flakoni monitoringi (VVM — vaccine vial monitor) ishlatiladi. VVM — flakonga joylashtirilgan indikator bo'lib, u vaksina qancha vaqt issiqlikka ta'sirlanganini ko'rsatadi. Muzlatgichlarda harorat kuniga kamida ikki marta o'lchanib, maxsus jurnalda qayd etiladi; elektr uzilishiga qarshi zaxira manbalar va muz akkumulyatorlari tayyor turadi. Harorat buzilishi aniqlansa, tegishli vaksinalar darhol alohida ajratiladi, ularning yaroqliligi ishlab chiqaruvchi ko'rsatmalari asosida baholanadi va yaroqsiz deb topilganlar belgilangan tartibda yo'q qilinadi [1]. Nazorat natijalari muntazam hujjatlashtiriladi; bu sovuqlik zanjiridagi zaif nuqtalarni aniqlash va ularni bartaraf etish imkonini beradi. Vaksinalar, shuningdek, yorug'likka sezgir bo'lishi mumkin, shu bois ular to'g'ridan-to'g'ri quyosh nuridan ham himoya qilinadi.</w:t>
+      </w:r>
+    </w:p>
+    <w:p>
+      <w:pPr>
+        <w:pStyle w:val="Heading2"/>
+        <w:spacing w:after="100" w:before="200"/>
+      </w:pPr>
+      <w:r>
+        <w:rPr>
+          <w:rFonts w:ascii="Times New Roman" w:cs="Times New Roman" w:eastAsia="Times New Roman" w:hAnsi="Times New Roman"/>
+          <w:b/>
+          <w:bCs/>
+          <w:sz w:val="28"/>
+          <w:szCs w:val="28"/>
+        </w:rPr>
+        <w:t xml:space="preserve">Ahamiyati</w:t>
+      </w:r>
+    </w:p>
+    <w:p>
+      <w:pPr>
+        <w:spacing w:after="120" w:line="276"/>
+        <w:ind w:firstLine="567"/>
+        <w:jc w:val="both"/>
+      </w:pPr>
+      <w:r>
+        <w:rPr>
+          <w:rFonts w:ascii="Times New Roman" w:cs="Times New Roman" w:eastAsia="Times New Roman" w:hAnsi="Times New Roman"/>
+          <w:sz w:val="28"/>
+          <w:szCs w:val="28"/>
+        </w:rPr>
+        <w:t xml:space="preserve">Uzluksiz sovuqlik zanjirining buzilishi nafaqat vaksinaning iqtisodiy yo'qotilishi, balki jiddiy epidemiologik xavf hamdir: harorat rejimi buzilgan vaksina bilan emlangan shaxs himoyalanmagan bo'lib qoladi, biroq rasman emlangan deb hisoblanadi. Bu aholining haqiqiy immun qatlamini pasaytiradi va boshqariladigan kasalliklarning kutilmagan avj olishiga sabab bo'lishi mumkin, chunki rasman qamrov yetarli ko'rinsa-da, amalda himoya shakllanmagan bo'ladi. Shu bois sovuqlik zanjirini ta'minlash immunprofilaktika dasturining ishonchliligi va aholi ishonchining asosidir. Buning uchun xodimlar o'qitiladi, jihozlar texnik ko'rikdan o'tkaziladi va zaxira quvvatlar ta'minlanadi [1]. Vaksinalarni haddan tashqari ko'p zaxiralab qo'ymaslik ham tavsiya etiladi, chunki bu saqlash xavfini, sovuqlik zanjiriga yukni va yaroqlilik muddati o'tib ketish ehtimolini oshiradi; aylanma tamoyili asosida boshqarilgan optimal zaxira esa isrofgarchilikni kamaytiradi. Shunday qilib, sovuqlik zanjirini boshqarish texnik, tashkiliy va kadrlar jihatlarini birlashtirgan murakkab vazifadir.</w:t>
+      </w:r>
+    </w:p>
+    <w:p>
+      <w:pPr>
+        <w:pStyle w:val="Heading2"/>
+        <w:spacing w:after="100" w:before="200"/>
+      </w:pPr>
+      <w:r>
+        <w:rPr>
+          <w:rFonts w:ascii="Times New Roman" w:cs="Times New Roman" w:eastAsia="Times New Roman" w:hAnsi="Times New Roman"/>
+          <w:b/>
+          <w:bCs/>
+          <w:sz w:val="28"/>
+          <w:szCs w:val="28"/>
+        </w:rPr>
+        <w:t xml:space="preserve">Tashish va foydalanish bosqichidagi nazorat</w:t>
+      </w:r>
+    </w:p>
+    <w:p>
+      <w:pPr>
+        <w:spacing w:after="120" w:line="276"/>
+        <w:ind w:firstLine="567"/>
+        <w:jc w:val="both"/>
+      </w:pPr>
+      <w:r>
+        <w:rPr>
+          <w:rFonts w:ascii="Times New Roman" w:cs="Times New Roman" w:eastAsia="Times New Roman" w:hAnsi="Times New Roman"/>
+          <w:sz w:val="28"/>
+          <w:szCs w:val="28"/>
+        </w:rPr>
+        <w:t xml:space="preserve">Sovuqlik zanjiri saqlash va tashishni bir butun tizim sifatida qamrab oladi. Milliy qoidalarga ko'ra tirik va o'ldirilgan vaksinalarning saqlash harorati +2 °C dan +8 °C gacha; muzlatish faqat OPV uchun mumkin, boshqa barcha vaksinalar va eritgichlar muzlab qolmasligi kerak [3]. Tashish va sessiya vaqtida termokonteyner yoki sumka-sovutgichlardan foydalaniladi, flakondagi harorat indikatori (FTI) holati, yaroqlilik muddati va muzlatgichdagi harorat tekshiriladi, muzlashga shubha bo'lsa chayqatish sinovi o'tkaziladi [4]. Sessiya tugagach, ishlatilmagan vaksinalar muzlatgichga qaytariladi, to'lgan chiqindi qutisi milliy qoidalarga muvofiq yo'q qilinadi [4].</w:t>
+      </w:r>
+    </w:p>
+    <w:p>
+      <w:pPr>
+        <w:spacing w:after="120" w:line="276"/>
+        <w:ind w:firstLine="567"/>
+        <w:jc w:val="both"/>
+      </w:pPr>
+      <w:r>
+        <w:rPr>
+          <w:rFonts w:ascii="Times New Roman" w:cs="Times New Roman" w:eastAsia="Times New Roman" w:hAnsi="Times New Roman"/>
+          <w:sz w:val="28"/>
+          <w:szCs w:val="28"/>
+        </w:rPr>
+        <w:t xml:space="preserve">Sovuqlik zanjiri buzilganda vaksinaning faolligi pasayadi, bu esa emlangan bolada haqiqiy himoya shakllanmasligiga olib kelishi mumkin; shu sababli yaroqlilik muddati va indikator ko'rsatkichlari har emlashdan oldin tekshirilishi, shubhali flakonlar ishlatilmasligi lozim [4]. Harorat jurnali shakli kutubxonada topilmadi (tasdiqlanmagan).</w:t>
+      </w:r>
+    </w:p>
+    <w:p>
+      <w:pPr>
+        <w:pStyle w:val="Heading2"/>
+        <w:spacing w:after="100" w:before="200"/>
+      </w:pPr>
+      <w:r>
+        <w:rPr>
+          <w:rFonts w:ascii="Times New Roman" w:cs="Times New Roman" w:eastAsia="Times New Roman" w:hAnsi="Times New Roman"/>
+          <w:b/>
+          <w:bCs/>
+          <w:sz w:val="28"/>
+          <w:szCs w:val="28"/>
+        </w:rPr>
+        <w:t xml:space="preserve">Xulosa</w:t>
+      </w:r>
+    </w:p>
+    <w:p>
+      <w:pPr>
+        <w:spacing w:after="120" w:line="276"/>
+        <w:ind w:firstLine="567"/>
+        <w:jc w:val="both"/>
+      </w:pPr>
+      <w:r>
+        <w:rPr>
+          <w:rFonts w:ascii="Times New Roman" w:cs="Times New Roman" w:eastAsia="Times New Roman" w:hAnsi="Times New Roman"/>
+          <w:sz w:val="28"/>
+          <w:szCs w:val="28"/>
+        </w:rPr>
+        <w:t xml:space="preserve">Uzluksiz sovuqlik zanjiri vaksinalarni ishlab chiqarishdan emlashgacha bo'lgan barcha bosqichlarda nazorat qilinadigan harorat (aksariyat vaksinalar uchun +2°C dan +8°C gacha) sharoitida saqlash va tashishni ta'minlaydi. U jihozlar, tashish vositalari va malakali xodimlardan iborat bo'lib, milliy darajadan emlash nuqtasigacha har bir bo'g'inni qamrab oladi; uzluksizligi — uning mohiyati. Muzlash ko'pchilik vaksinalar uchun xavfli, harorat esa doimiy nazorat ostida bo'ladi. Zanjirning buzilishi vaksinani yaroqsiz qiladi va epidemiologik xavf tug'diradi; shu bois uning uzluksizligini ta'minlash immunprofilaktikaning hal qiluvchi shartidir. Kalendar bo'yicha bola 16 yoshgacha turli vaksinalar oladi [2], shu sababli zanjirning uzluksizligi barcha emlash bosqichlarida zarur; JSST bolalik vaksinalari yiliga 4 milliondan ortiq hayotni saqlab qolishini ta'kidlaydi [5].</w:t>
+      </w:r>
+    </w:p>
+    <w:p>
+      <w:pPr>
+        <w:pStyle w:val="Heading2"/>
+        <w:spacing w:after="100" w:before="280"/>
+      </w:pPr>
+      <w:r>
+        <w:rPr>
+          <w:rFonts w:ascii="Times New Roman" w:cs="Times New Roman" w:eastAsia="Times New Roman" w:hAnsi="Times New Roman"/>
+          <w:b/>
+          <w:bCs/>
+          <w:sz w:val="28"/>
+          <w:szCs w:val="28"/>
+        </w:rPr>
+        <w:t xml:space="preserve">Foydalanilgan adabiyotlar</w:t>
+      </w:r>
+    </w:p>
+    <w:p>
+      <w:pPr>
+        <w:pStyle w:val="ListParagraph"/>
+        <w:numPr>
+          <w:ilvl w:val="0"/>
+          <w:numId w:val="4"/>
+        </w:numPr>
+        <w:spacing w:after="80" w:line="260"/>
+      </w:pPr>
+      <w:r>
+        <w:rPr>
+          <w:rFonts w:ascii="Times New Roman" w:cs="Times New Roman" w:eastAsia="Times New Roman" w:hAnsi="Times New Roman"/>
+          <w:sz w:val="28"/>
+          <w:szCs w:val="28"/>
+        </w:rPr>
+        <w:t xml:space="preserve">World Health Organization. Immunization in practice: a practical guide for health staff; Safe vaccine handling and cold chain. Geneva: WHO. URL: https://www.who.int/teams/immunization-vaccines-and-biologicals</w:t>
+      </w:r>
+    </w:p>
+    <w:p>
+      <w:pPr>
+        <w:pStyle w:val="ListParagraph"/>
+        <w:numPr>
+          <w:ilvl w:val="0"/>
+          <w:numId w:val="4"/>
+        </w:numPr>
+        <w:spacing w:after="80" w:line="260"/>
+      </w:pPr>
+      <w:r>
+        <w:rPr>
+          <w:rFonts w:ascii="Times New Roman" w:cs="Times New Roman" w:eastAsia="Times New Roman" w:hAnsi="Times New Roman"/>
+          <w:sz w:val="28"/>
+          <w:szCs w:val="28"/>
+        </w:rPr>
+        <w:t xml:space="preserve">O'zbekiston Respublikasida profilaktik emlashlar o'tkazish kalendar rejasi (jadval). Manba: xayrullokomilov.uz/kutubxona, material № 1420 (hujjatning tasdiqlovchi organi, sanasi va raqami nusxada ko'rsatilmagan — tasdiqlanmagan).</w:t>
+      </w:r>
+    </w:p>
+    <w:p>
+      <w:pPr>
+        <w:pStyle w:val="ListParagraph"/>
+        <w:numPr>
+          <w:ilvl w:val="0"/>
+          <w:numId w:val="4"/>
+        </w:numPr>
+        <w:spacing w:after="80" w:line="260"/>
+      </w:pPr>
+      <w:r>
+        <w:rPr>
+          <w:rFonts w:ascii="Times New Roman" w:cs="Times New Roman" w:eastAsia="Times New Roman" w:hAnsi="Times New Roman"/>
+          <w:sz w:val="28"/>
+          <w:szCs w:val="28"/>
+        </w:rPr>
+        <w:t xml:space="preserve">SanQvaM № 0239-07/3 "O'zbekiston Respublikasida yuqumli kasalliklar immunoprofilaktikasi" (Bosh davlat sanitariya vrachi tomonidan tasdiqlangan; lex.uz sahifasida 25.07.2017 sanasi ko'rsatilgan). URL: https://lex.uz/docs/5524039. Manba: xayrullokomilov.uz/kutubxona, material № 814 (matn kirill yozuvida; hujjat 1992-yildagi, kuchini yo'qotgan qonunga havola qiladi).</w:t>
+      </w:r>
+    </w:p>
+    <w:p>
+      <w:pPr>
+        <w:pStyle w:val="ListParagraph"/>
+        <w:numPr>
+          <w:ilvl w:val="0"/>
+          <w:numId w:val="4"/>
+        </w:numPr>
+        <w:spacing w:after="80" w:line="260"/>
+      </w:pPr>
+      <w:r>
+        <w:rPr>
+          <w:rFonts w:ascii="Times New Roman" w:cs="Times New Roman" w:eastAsia="Times New Roman" w:hAnsi="Times New Roman"/>
+          <w:sz w:val="28"/>
+          <w:szCs w:val="28"/>
+        </w:rPr>
+        <w:t xml:space="preserve">Sovuqlik zanjiri va amaliy maslahatlar (taqdimot, VPCH vaksinasi misolida). Manba: xayrullokomilov.uz/kutubxona, material № 1397 (muallifi va sanasi ko'rsatilmagan; matn kirill yozuvida).</w:t>
+      </w:r>
+    </w:p>
+    <w:p>
+      <w:pPr>
+        <w:pStyle w:val="ListParagraph"/>
+        <w:numPr>
+          <w:ilvl w:val="0"/>
+          <w:numId w:val="4"/>
+        </w:numPr>
+        <w:spacing w:after="80" w:line="260"/>
+      </w:pPr>
+      <w:r>
+        <w:rPr>
+          <w:rFonts w:ascii="Times New Roman" w:cs="Times New Roman" w:eastAsia="Times New Roman" w:hAnsi="Times New Roman"/>
+          <w:sz w:val="28"/>
+          <w:szCs w:val="28"/>
+        </w:rPr>
+        <w:t xml:space="preserve">World Health Organization. Vaccines and immunization: What is vaccination? URL: https://www.who.int/news-room/questions-and-answers/item/vaccines-and-immunization-what-is-vaccination (kirilgan sana: 30.10.2026).</w:t>
       </w:r>
     </w:p>
     <w:sectPr>
       <w:pgSz w:w="11906" w:h="16838" w:orient="portrait"/>
-      <w:pgMar w:top="1134" w:right="850" w:bottom="1134" w:left="1418" w:header="708" w:footer="708" w:gutter="0"/>
+      <w:pgMar w:top="1134" w:right="850" w:bottom="1134" w:left="1701" w:header="708" w:footer="708" w:gutter="0"/>
       <w:pgNumType/>
       <w:docGrid w:linePitch="360"/>
     </w:sectPr>
@@ -459,12 +728,17 @@
     <w:multiLevelType w:val="hybridMultilevel"/>
     <w:lvl w:ilvl="0" w:tentative="1">
       <w:start w:val="1"/>
-      <w:numFmt w:val="bullet"/>
-      <w:lvlText w:val="•"/>
+      <w:numFmt w:val="decimal"/>
+      <w:lvlText w:val="[%1]"/>
       <w:lvlJc w:val="left"/>
       <w:pPr>
-        <w:ind w:left="576" w:hanging="316"/>
-      </w:pPr>
+        <w:ind w:left="720" w:hanging="720"/>
+      </w:pPr>
+      <w:rPr>
+        <w:rFonts w:ascii="Times New Roman" w:cs="Times New Roman" w:eastAsia="Times New Roman" w:hAnsi="Times New Roman"/>
+        <w:sz w:val="28"/>
+        <w:szCs w:val="28"/>
+      </w:rPr>
     </w:lvl>
   </w:abstractNum>
   <w:abstractNum w:abstractNumId="3" w15:restartNumberingAfterBreak="0">
@@ -472,11 +746,16 @@
     <w:lvl w:ilvl="0" w:tentative="1">
       <w:start w:val="1"/>
       <w:numFmt w:val="decimal"/>
-      <w:lvlText w:val="%1."/>
+      <w:lvlText w:val="%1)"/>
       <w:lvlJc w:val="left"/>
       <w:pPr>
-        <w:ind w:left="576" w:hanging="316"/>
-      </w:pPr>
+        <w:ind w:left="851" w:hanging="425"/>
+      </w:pPr>
+      <w:rPr>
+        <w:rFonts w:ascii="Times New Roman" w:cs="Times New Roman" w:eastAsia="Times New Roman" w:hAnsi="Times New Roman"/>
+        <w:sz w:val="28"/>
+        <w:szCs w:val="28"/>
+      </w:rPr>
     </w:lvl>
   </w:abstractNum>
   <w:abstractNum w:abstractNumId="4" w15:restartNumberingAfterBreak="0">
@@ -484,23 +763,16 @@
     <w:lvl w:ilvl="0" w:tentative="1">
       <w:start w:val="1"/>
       <w:numFmt w:val="decimal"/>
-      <w:lvlText w:val="%1."/>
-      <w:lvlJc w:val="left"/>
-      <w:pPr>
-        <w:ind w:left="576" w:hanging="316"/>
-      </w:pPr>
-    </w:lvl>
-  </w:abstractNum>
-  <w:abstractNum w:abstractNumId="90">
-    <w:multiLevelType w:val="hybridMultilevel"/>
-    <w:lvl w:ilvl="0">
-      <w:start w:val="1"/>
-      <w:numFmt w:val="decimal"/>
       <w:lvlText w:val="%1)"/>
       <w:lvlJc w:val="left"/>
       <w:pPr>
         <w:ind w:left="851" w:hanging="425"/>
       </w:pPr>
+      <w:rPr>
+        <w:rFonts w:ascii="Times New Roman" w:cs="Times New Roman" w:eastAsia="Times New Roman" w:hAnsi="Times New Roman"/>
+        <w:sz w:val="28"/>
+        <w:szCs w:val="28"/>
+      </w:rPr>
     </w:lvl>
   </w:abstractNum>
   <w:num w:numId="1">
@@ -510,7 +782,7 @@
     </w:lvlOverride>
   </w:num>
   <w:num w:numId="2">
-    <w:abstractNumId w:val="2"/>
+    <w:abstractNumId w:val="3"/>
     <w:lvlOverride w:ilvl="0">
       <w:startOverride w:val="1"/>
     </w:lvlOverride>
@@ -521,14 +793,8 @@
       <w:startOverride w:val="1"/>
     </w:lvlOverride>
   </w:num>
-  <w:num w:numId="101">
-    <w:abstractNumId w:val="90"/>
-    <w:lvlOverride w:ilvl="0">
-      <w:startOverride w:val="1"/>
-    </w:lvlOverride>
-  </w:num>
-  <w:num w:numId="102">
-    <w:abstractNumId w:val="90"/>
+  <w:num w:numId="4">
+    <w:abstractNumId w:val="2"/>
     <w:lvlOverride w:ilvl="0">
       <w:startOverride w:val="1"/>
     </w:lvlOverride>
@@ -542,8 +808,8 @@
     <w:rPrDefault>
       <w:rPr>
         <w:rFonts w:ascii="Times New Roman" w:cs="Times New Roman" w:eastAsia="Times New Roman" w:hAnsi="Times New Roman"/>
-        <w:sz w:val="24"/>
-        <w:szCs w:val="24"/>
+        <w:sz w:val="28"/>
+        <w:szCs w:val="28"/>
       </w:rPr>
     </w:rPrDefault>
     <w:pPrDefault/>
@@ -678,7 +944,7 @@
     <w:unhideWhenUsed/>
     <w:pPr>
       <w:spacing w:after="100"/>
-      <w:ind w:left="240"/>
+      <w:ind w:left="280"/>
     </w:pPr>
   </w:style>
   <w:style w:type="paragraph" w:styleId="TOC3">
@@ -690,7 +956,7 @@
     <w:unhideWhenUsed/>
     <w:pPr>
       <w:spacing w:after="100"/>
-      <w:ind w:left="480"/>
+      <w:ind w:left="560"/>
     </w:pPr>
   </w:style>
   <w:style w:type="paragraph" w:styleId="TOC4">
@@ -702,7 +968,7 @@
     <w:unhideWhenUsed/>
     <w:pPr>
       <w:spacing w:after="100"/>
-      <w:ind w:left="720"/>
+      <w:ind w:left="840"/>
     </w:pPr>
   </w:style>
   <w:style w:type="paragraph" w:styleId="TOC5">
@@ -714,7 +980,7 @@
     <w:unhideWhenUsed/>
     <w:pPr>
       <w:spacing w:after="100"/>
-      <w:ind w:left="960"/>
+      <w:ind w:left="1120"/>
     </w:pPr>
   </w:style>
   <w:style w:type="paragraph" w:styleId="TOC6">
@@ -726,23 +992,11 @@
     <w:unhideWhenUsed/>
     <w:pPr>
       <w:spacing w:after="100"/>
-      <w:ind w:left="1200"/>
+      <w:ind w:left="1400"/>
     </w:pPr>
   </w:style>
   <w:style w:type="paragraph" w:styleId="TOC7">
     <w:name w:val="toc 7"/>
-    <w:basedOn w:val="Normal"/>
-    <w:next w:val="Normal"/>
-    <w:uiPriority w:val="39"/>
-    <w:semiHidden/>
-    <w:unhideWhenUsed/>
-    <w:pPr>
-      <w:spacing w:after="100"/>
-      <w:ind w:left="1440"/>
-    </w:pPr>
-  </w:style>
-  <w:style w:type="paragraph" w:styleId="TOC8">
-    <w:name w:val="toc 8"/>
     <w:basedOn w:val="Normal"/>
     <w:next w:val="Normal"/>
     <w:uiPriority w:val="39"/>
@@ -753,6 +1007,18 @@
       <w:ind w:left="1680"/>
     </w:pPr>
   </w:style>
+  <w:style w:type="paragraph" w:styleId="TOC8">
+    <w:name w:val="toc 8"/>
+    <w:basedOn w:val="Normal"/>
+    <w:next w:val="Normal"/>
+    <w:uiPriority w:val="39"/>
+    <w:semiHidden/>
+    <w:unhideWhenUsed/>
+    <w:pPr>
+      <w:spacing w:after="100"/>
+      <w:ind w:left="1960"/>
+    </w:pPr>
+  </w:style>
   <w:style w:type="paragraph" w:styleId="TOC9">
     <w:name w:val="toc 9"/>
     <w:basedOn w:val="Normal"/>
@@ -762,7 +1028,7 @@
     <w:unhideWhenUsed/>
     <w:pPr>
       <w:spacing w:after="100"/>
-      <w:ind w:left="1920"/>
+      <w:ind w:left="2240"/>
     </w:pPr>
   </w:style>
   <w:style w:type="character" w:styleId="Hyperlink">
@@ -862,15 +1128,16 @@
     <w:next w:val="Normal"/>
     <w:qFormat/>
     <w:pPr>
-      <w:spacing w:after="200"/>
-      <w:jc w:val="center"/>
+      <w:spacing w:after="240" w:before="0"/>
+      <w:outlineLvl w:val="0"/>
     </w:pPr>
     <w:rPr>
       <w:rFonts w:ascii="Times New Roman" w:cs="Times New Roman" w:eastAsia="Times New Roman" w:hAnsi="Times New Roman"/>
       <w:b/>
       <w:bCs/>
-      <w:sz w:val="28"/>
-      <w:szCs w:val="28"/>
+      <w:color w:val="000000"/>
+      <w:sz w:val="30"/>
+      <w:szCs w:val="30"/>
     </w:rPr>
   </w:style>
   <w:style w:type="paragraph" w:styleId="Heading2">
@@ -878,12 +1145,17 @@
     <w:basedOn w:val="Normal"/>
     <w:next w:val="Normal"/>
     <w:qFormat/>
+    <w:pPr>
+      <w:spacing w:after="100" w:before="200"/>
+      <w:outlineLvl w:val="1"/>
+    </w:pPr>
     <w:rPr>
       <w:rFonts w:ascii="Times New Roman" w:cs="Times New Roman" w:eastAsia="Times New Roman" w:hAnsi="Times New Roman"/>
       <w:b/>
       <w:bCs/>
-      <w:sz w:val="26"/>
-      <w:szCs w:val="26"/>
+      <w:color w:val="000000"/>
+      <w:sz w:val="28"/>
+      <w:szCs w:val="28"/>
     </w:rPr>
   </w:style>
 </w:styles>
